--- a/Mapped Curriculum Lesson - Supplemental Material/Grade 8/Lesson 34 - Several Functions/Several Functions - Concept Sheet.docx
+++ b/Mapped Curriculum Lesson - Supplemental Material/Grade 8/Lesson 34 - Several Functions/Several Functions - Concept Sheet.docx
@@ -337,7 +337,7 @@
       </w:pPr>
       <w:r>
         <w:rPr>
-          <w:color w:val="1750EB"/>
+          <w:color w:val="C45E00"/>
           <w:sz w:val="28"/>
           <w:szCs w:val="28"/>
         </w:rPr>
